--- a/Results/single_algorithm/SNF/TABLE Independent test between subtype and mutation.docx
+++ b/Results/single_algorithm/SNF/TABLE Independent test between subtype and mutation.docx
@@ -48,27 +48,27 @@
               <w:pStyle w:stlname="Normal" w:val="Normal"/>
             </w:pPr>
             <w:r>
-              <w:t>CS1</w:t>
-            </w:r>
-          </w:p>
-        </w:tc>
-        <w:tc>
-          <w:p>
-            <w:pPr>
-              <w:pStyle w:stlname="Normal" w:val="Normal"/>
-            </w:pPr>
-            <w:r>
-              <w:t>CS2</w:t>
-            </w:r>
-          </w:p>
-        </w:tc>
-        <w:tc>
-          <w:p>
-            <w:pPr>
-              <w:pStyle w:stlname="Normal" w:val="Normal"/>
-            </w:pPr>
-            <w:r>
-              <w:t>CS3</w:t>
+              <w:t>SNF1</w:t>
+            </w:r>
+          </w:p>
+        </w:tc>
+        <w:tc>
+          <w:p>
+            <w:pPr>
+              <w:pStyle w:stlname="Normal" w:val="Normal"/>
+            </w:pPr>
+            <w:r>
+              <w:t>SNF2</w:t>
+            </w:r>
+          </w:p>
+        </w:tc>
+        <w:tc>
+          <w:p>
+            <w:pPr>
+              <w:pStyle w:stlname="Normal" w:val="Normal"/>
+            </w:pPr>
+            <w:r>
+              <w:t>SNF3</w:t>
             </w:r>
           </w:p>
         </w:tc>

--- a/Results/single_algorithm/SNF/TABLE Independent test between subtype and mutation.docx
+++ b/Results/single_algorithm/SNF/TABLE Independent test between subtype and mutation.docx
@@ -68,16 +68,6 @@
               <w:pStyle w:stlname="Normal" w:val="Normal"/>
             </w:pPr>
             <w:r>
-              <w:t>SNF3</w:t>
-            </w:r>
-          </w:p>
-        </w:tc>
-        <w:tc>
-          <w:p>
-            <w:pPr>
-              <w:pStyle w:stlname="Normal" w:val="Normal"/>
-            </w:pPr>
-            <w:r>
               <w:t>pvalue</w:t>
             </w:r>
           </w:p>
@@ -120,47 +110,37 @@
               <w:pStyle w:stlname="Normal" w:val="Normal"/>
             </w:pPr>
             <w:r>
-              <w:t>7 ( 3.3%)</w:t>
-            </w:r>
-          </w:p>
-        </w:tc>
-        <w:tc>
-          <w:p>
-            <w:pPr>
-              <w:pStyle w:stlname="Normal" w:val="Normal"/>
-            </w:pPr>
-            <w:r>
-              <w:t>40 (13.5%)</w:t>
-            </w:r>
-          </w:p>
-        </w:tc>
-        <w:tc>
-          <w:p>
-            <w:pPr>
-              <w:pStyle w:stlname="Normal" w:val="Normal"/>
-            </w:pPr>
-            <w:r>
-              <w:t>3 ( 2.2%)</w:t>
-            </w:r>
-          </w:p>
-        </w:tc>
-        <w:tc>
-          <w:p>
-            <w:pPr>
-              <w:pStyle w:stlname="Normal" w:val="Normal"/>
-            </w:pPr>
-            <w:r>
-              <w:t>2.26e-06</w:t>
-            </w:r>
-          </w:p>
-        </w:tc>
-        <w:tc>
-          <w:p>
-            <w:pPr>
-              <w:pStyle w:stlname="Normal" w:val="Normal"/>
-            </w:pPr>
-            <w:r>
-              <w:t>7.53e-06</w:t>
+              <w:t>47 (9.6%)</w:t>
+            </w:r>
+          </w:p>
+        </w:tc>
+        <w:tc>
+          <w:p>
+            <w:pPr>
+              <w:pStyle w:stlname="Normal" w:val="Normal"/>
+            </w:pPr>
+            <w:r>
+              <w:t>3 (2.2%)</w:t>
+            </w:r>
+          </w:p>
+        </w:tc>
+        <w:tc>
+          <w:p>
+            <w:pPr>
+              <w:pStyle w:stlname="Normal" w:val="Normal"/>
+            </w:pPr>
+            <w:r>
+              <w:t>3.67e-03</w:t>
+            </w:r>
+          </w:p>
+        </w:tc>
+        <w:tc>
+          <w:p>
+            <w:pPr>
+              <w:pStyle w:stlname="Normal" w:val="Normal"/>
+            </w:pPr>
+            <w:r>
+              <w:t>1.22e-02</w:t>
             </w:r>
           </w:p>
         </w:tc>
@@ -182,57 +162,47 @@
               <w:pStyle w:stlname="Normal" w:val="Normal"/>
             </w:pPr>
             <w:r>
-              <w:t>35 ( 5%)</w:t>
-            </w:r>
-          </w:p>
-        </w:tc>
-        <w:tc>
-          <w:p>
-            <w:pPr>
-              <w:pStyle w:stlname="Normal" w:val="Normal"/>
-            </w:pPr>
-            <w:r>
-              <w:t>9 (4.2%)</w:t>
-            </w:r>
-          </w:p>
-        </w:tc>
-        <w:tc>
-          <w:p>
-            <w:pPr>
-              <w:pStyle w:stlname="Normal" w:val="Normal"/>
-            </w:pPr>
-            <w:r>
-              <w:t>15 (5.1%)</w:t>
-            </w:r>
-          </w:p>
-        </w:tc>
-        <w:tc>
-          <w:p>
-            <w:pPr>
-              <w:pStyle w:stlname="Normal" w:val="Normal"/>
-            </w:pPr>
-            <w:r>
-              <w:t>11 (8.2%)</w:t>
-            </w:r>
-          </w:p>
-        </w:tc>
-        <w:tc>
-          <w:p>
-            <w:pPr>
-              <w:pStyle w:stlname="Normal" w:val="Normal"/>
-            </w:pPr>
-            <w:r>
-              <w:t>2.54e-01</w:t>
-            </w:r>
-          </w:p>
-        </w:tc>
-        <w:tc>
-          <w:p>
-            <w:pPr>
-              <w:pStyle w:stlname="Normal" w:val="Normal"/>
-            </w:pPr>
-            <w:r>
-              <w:t>3.63e-01</w:t>
+              <w:t>34 ( 5%)</w:t>
+            </w:r>
+          </w:p>
+        </w:tc>
+        <w:tc>
+          <w:p>
+            <w:pPr>
+              <w:pStyle w:stlname="Normal" w:val="Normal"/>
+            </w:pPr>
+            <w:r>
+              <w:t>22 (4.5%)</w:t>
+            </w:r>
+          </w:p>
+        </w:tc>
+        <w:tc>
+          <w:p>
+            <w:pPr>
+              <w:pStyle w:stlname="Normal" w:val="Normal"/>
+            </w:pPr>
+            <w:r>
+              <w:t>12 (8.8%)</w:t>
+            </w:r>
+          </w:p>
+        </w:tc>
+        <w:tc>
+          <w:p>
+            <w:pPr>
+              <w:pStyle w:stlname="Normal" w:val="Normal"/>
+            </w:pPr>
+            <w:r>
+              <w:t>8.48e-02</w:t>
+            </w:r>
+          </w:p>
+        </w:tc>
+        <w:tc>
+          <w:p>
+            <w:pPr>
+              <w:pStyle w:stlname="Normal" w:val="Normal"/>
+            </w:pPr>
+            <w:r>
+              <w:t>1.70e-01</w:t>
             </w:r>
           </w:p>
         </w:tc>
@@ -254,57 +224,47 @@
               <w:pStyle w:stlname="Normal" w:val="Normal"/>
             </w:pPr>
             <w:r>
-              <w:t>36 ( 6%)</w:t>
-            </w:r>
-          </w:p>
-        </w:tc>
-        <w:tc>
-          <w:p>
-            <w:pPr>
-              <w:pStyle w:stlname="Normal" w:val="Normal"/>
-            </w:pPr>
-            <w:r>
-              <w:t>10 (4.7%)</w:t>
-            </w:r>
-          </w:p>
-        </w:tc>
-        <w:tc>
-          <w:p>
-            <w:pPr>
-              <w:pStyle w:stlname="Normal" w:val="Normal"/>
-            </w:pPr>
-            <w:r>
-              <w:t>19 (6.4%)</w:t>
-            </w:r>
-          </w:p>
-        </w:tc>
-        <w:tc>
-          <w:p>
-            <w:pPr>
-              <w:pStyle w:stlname="Normal" w:val="Normal"/>
-            </w:pPr>
-            <w:r>
-              <w:t>7 (5.2%)</w:t>
-            </w:r>
-          </w:p>
-        </w:tc>
-        <w:tc>
-          <w:p>
-            <w:pPr>
-              <w:pStyle w:stlname="Normal" w:val="Normal"/>
-            </w:pPr>
-            <w:r>
-              <w:t>6.96e-01</w:t>
-            </w:r>
-          </w:p>
-        </w:tc>
-        <w:tc>
-          <w:p>
-            <w:pPr>
-              <w:pStyle w:stlname="Normal" w:val="Normal"/>
-            </w:pPr>
-            <w:r>
-              <w:t>7.10e-01</w:t>
+              <w:t>34 ( 5%)</w:t>
+            </w:r>
+          </w:p>
+        </w:tc>
+        <w:tc>
+          <w:p>
+            <w:pPr>
+              <w:pStyle w:stlname="Normal" w:val="Normal"/>
+            </w:pPr>
+            <w:r>
+              <w:t>26 (5.3%)</w:t>
+            </w:r>
+          </w:p>
+        </w:tc>
+        <w:tc>
+          <w:p>
+            <w:pPr>
+              <w:pStyle w:stlname="Normal" w:val="Normal"/>
+            </w:pPr>
+            <w:r>
+              <w:t>8 (5.8%)</w:t>
+            </w:r>
+          </w:p>
+        </w:tc>
+        <w:tc>
+          <w:p>
+            <w:pPr>
+              <w:pStyle w:stlname="Normal" w:val="Normal"/>
+            </w:pPr>
+            <w:r>
+              <w:t>8.32e-01</w:t>
+            </w:r>
+          </w:p>
+        </w:tc>
+        <w:tc>
+          <w:p>
+            <w:pPr>
+              <w:pStyle w:stlname="Normal" w:val="Normal"/>
+            </w:pPr>
+            <w:r>
+              <w:t>8.32e-01</w:t>
             </w:r>
           </w:p>
         </w:tc>
@@ -326,57 +286,47 @@
               <w:pStyle w:stlname="Normal" w:val="Normal"/>
             </w:pPr>
             <w:r>
-              <w:t>45 ( 7%)</w:t>
-            </w:r>
-          </w:p>
-        </w:tc>
-        <w:tc>
-          <w:p>
-            <w:pPr>
-              <w:pStyle w:stlname="Normal" w:val="Normal"/>
-            </w:pPr>
-            <w:r>
-              <w:t>17 (7.9%)</w:t>
-            </w:r>
-          </w:p>
-        </w:tc>
-        <w:tc>
-          <w:p>
-            <w:pPr>
-              <w:pStyle w:stlname="Normal" w:val="Normal"/>
-            </w:pPr>
-            <w:r>
-              <w:t>23 (7.8%)</w:t>
-            </w:r>
-          </w:p>
-        </w:tc>
-        <w:tc>
-          <w:p>
-            <w:pPr>
-              <w:pStyle w:stlname="Normal" w:val="Normal"/>
-            </w:pPr>
-            <w:r>
-              <w:t>5 (3.7%)</w:t>
-            </w:r>
-          </w:p>
-        </w:tc>
-        <w:tc>
-          <w:p>
-            <w:pPr>
-              <w:pStyle w:stlname="Normal" w:val="Normal"/>
-            </w:pPr>
-            <w:r>
-              <w:t>2.46e-01</w:t>
-            </w:r>
-          </w:p>
-        </w:tc>
-        <w:tc>
-          <w:p>
-            <w:pPr>
-              <w:pStyle w:stlname="Normal" w:val="Normal"/>
-            </w:pPr>
-            <w:r>
-              <w:t>3.63e-01</w:t>
+              <w:t>43 ( 7%)</w:t>
+            </w:r>
+          </w:p>
+        </w:tc>
+        <w:tc>
+          <w:p>
+            <w:pPr>
+              <w:pStyle w:stlname="Normal" w:val="Normal"/>
+            </w:pPr>
+            <w:r>
+              <w:t>38 (7.8%)</w:t>
+            </w:r>
+          </w:p>
+        </w:tc>
+        <w:tc>
+          <w:p>
+            <w:pPr>
+              <w:pStyle w:stlname="Normal" w:val="Normal"/>
+            </w:pPr>
+            <w:r>
+              <w:t>5 (3.6%)</w:t>
+            </w:r>
+          </w:p>
+        </w:tc>
+        <w:tc>
+          <w:p>
+            <w:pPr>
+              <w:pStyle w:stlname="Normal" w:val="Normal"/>
+            </w:pPr>
+            <w:r>
+              <w:t>1.24e-01</w:t>
+            </w:r>
+          </w:p>
+        </w:tc>
+        <w:tc>
+          <w:p>
+            <w:pPr>
+              <w:pStyle w:stlname="Normal" w:val="Normal"/>
+            </w:pPr>
+            <w:r>
+              <w:t>2.07e-01</w:t>
             </w:r>
           </w:p>
         </w:tc>
@@ -398,57 +348,47 @@
               <w:pStyle w:stlname="Normal" w:val="Normal"/>
             </w:pPr>
             <w:r>
-              <w:t>63 (10%)</w:t>
-            </w:r>
-          </w:p>
-        </w:tc>
-        <w:tc>
-          <w:p>
-            <w:pPr>
-              <w:pStyle w:stlname="Normal" w:val="Normal"/>
-            </w:pPr>
-            <w:r>
-              <w:t>18 ( 8.4%)</w:t>
-            </w:r>
-          </w:p>
-        </w:tc>
-        <w:tc>
-          <w:p>
-            <w:pPr>
-              <w:pStyle w:stlname="Normal" w:val="Normal"/>
-            </w:pPr>
-            <w:r>
-              <w:t>31 (10.5%)</w:t>
-            </w:r>
-          </w:p>
-        </w:tc>
-        <w:tc>
-          <w:p>
-            <w:pPr>
-              <w:pStyle w:stlname="Normal" w:val="Normal"/>
-            </w:pPr>
-            <w:r>
-              <w:t>14 (10.4%)</w:t>
-            </w:r>
-          </w:p>
-        </w:tc>
-        <w:tc>
-          <w:p>
-            <w:pPr>
-              <w:pStyle w:stlname="Normal" w:val="Normal"/>
-            </w:pPr>
-            <w:r>
-              <w:t>7.10e-01</w:t>
-            </w:r>
-          </w:p>
-        </w:tc>
-        <w:tc>
-          <w:p>
-            <w:pPr>
-              <w:pStyle w:stlname="Normal" w:val="Normal"/>
-            </w:pPr>
-            <w:r>
-              <w:t>7.10e-01</w:t>
+              <w:t>61 (10%)</w:t>
+            </w:r>
+          </w:p>
+        </w:tc>
+        <w:tc>
+          <w:p>
+            <w:pPr>
+              <w:pStyle w:stlname="Normal" w:val="Normal"/>
+            </w:pPr>
+            <w:r>
+              <w:t>46 ( 9.4%)</w:t>
+            </w:r>
+          </w:p>
+        </w:tc>
+        <w:tc>
+          <w:p>
+            <w:pPr>
+              <w:pStyle w:stlname="Normal" w:val="Normal"/>
+            </w:pPr>
+            <w:r>
+              <w:t>15 (10.9%)</w:t>
+            </w:r>
+          </w:p>
+        </w:tc>
+        <w:tc>
+          <w:p>
+            <w:pPr>
+              <w:pStyle w:stlname="Normal" w:val="Normal"/>
+            </w:pPr>
+            <w:r>
+              <w:t>6.25e-01</w:t>
+            </w:r>
+          </w:p>
+        </w:tc>
+        <w:tc>
+          <w:p>
+            <w:pPr>
+              <w:pStyle w:stlname="Normal" w:val="Normal"/>
+            </w:pPr>
+            <w:r>
+              <w:t>6.94e-01</w:t>
             </w:r>
           </w:p>
         </w:tc>
@@ -470,57 +410,47 @@
               <w:pStyle w:stlname="Normal" w:val="Normal"/>
             </w:pPr>
             <w:r>
-              <w:t>208 (32%)</w:t>
-            </w:r>
-          </w:p>
-        </w:tc>
-        <w:tc>
-          <w:p>
-            <w:pPr>
-              <w:pStyle w:stlname="Normal" w:val="Normal"/>
-            </w:pPr>
-            <w:r>
-              <w:t>53 (24.8%)</w:t>
-            </w:r>
-          </w:p>
-        </w:tc>
-        <w:tc>
-          <w:p>
-            <w:pPr>
-              <w:pStyle w:stlname="Normal" w:val="Normal"/>
-            </w:pPr>
-            <w:r>
-              <w:t>146 (49.3%)</w:t>
-            </w:r>
-          </w:p>
-        </w:tc>
-        <w:tc>
-          <w:p>
-            <w:pPr>
-              <w:pStyle w:stlname="Normal" w:val="Normal"/>
-            </w:pPr>
-            <w:r>
-              <w:t>9 ( 6.7%)</w:t>
-            </w:r>
-          </w:p>
-        </w:tc>
-        <w:tc>
-          <w:p>
-            <w:pPr>
-              <w:pStyle w:stlname="Normal" w:val="Normal"/>
-            </w:pPr>
-            <w:r>
-              <w:t>5.14e-21</w:t>
-            </w:r>
-          </w:p>
-        </w:tc>
-        <w:tc>
-          <w:p>
-            <w:pPr>
-              <w:pStyle w:stlname="Normal" w:val="Normal"/>
-            </w:pPr>
-            <w:r>
-              <w:t>2.57e-20</w:t>
+              <w:t>205 (33%)</w:t>
+            </w:r>
+          </w:p>
+        </w:tc>
+        <w:tc>
+          <w:p>
+            <w:pPr>
+              <w:pStyle w:stlname="Normal" w:val="Normal"/>
+            </w:pPr>
+            <w:r>
+              <w:t>195 (40.0%)</w:t>
+            </w:r>
+          </w:p>
+        </w:tc>
+        <w:tc>
+          <w:p>
+            <w:pPr>
+              <w:pStyle w:stlname="Normal" w:val="Normal"/>
+            </w:pPr>
+            <w:r>
+              <w:t>10 ( 7.3%)</w:t>
+            </w:r>
+          </w:p>
+        </w:tc>
+        <w:tc>
+          <w:p>
+            <w:pPr>
+              <w:pStyle w:stlname="Normal" w:val="Normal"/>
+            </w:pPr>
+            <w:r>
+              <w:t>4.96e-15</w:t>
+            </w:r>
+          </w:p>
+        </w:tc>
+        <w:tc>
+          <w:p>
+            <w:pPr>
+              <w:pStyle w:stlname="Normal" w:val="Normal"/>
+            </w:pPr>
+            <w:r>
+              <w:t>2.48e-14</w:t>
             </w:r>
           </w:p>
         </w:tc>
@@ -542,57 +472,47 @@
               <w:pStyle w:stlname="Normal" w:val="Normal"/>
             </w:pPr>
             <w:r>
-              <w:t>40 ( 6%)</w:t>
-            </w:r>
-          </w:p>
-        </w:tc>
-        <w:tc>
-          <w:p>
-            <w:pPr>
-              <w:pStyle w:stlname="Normal" w:val="Normal"/>
-            </w:pPr>
-            <w:r>
-              <w:t>14 (6.5%)</w:t>
-            </w:r>
-          </w:p>
-        </w:tc>
-        <w:tc>
-          <w:p>
-            <w:pPr>
-              <w:pStyle w:stlname="Normal" w:val="Normal"/>
-            </w:pPr>
-            <w:r>
-              <w:t>15 (5.1%)</w:t>
-            </w:r>
-          </w:p>
-        </w:tc>
-        <w:tc>
-          <w:p>
-            <w:pPr>
-              <w:pStyle w:stlname="Normal" w:val="Normal"/>
-            </w:pPr>
-            <w:r>
-              <w:t>11 (8.2%)</w:t>
-            </w:r>
-          </w:p>
-        </w:tc>
-        <w:tc>
-          <w:p>
-            <w:pPr>
-              <w:pStyle w:stlname="Normal" w:val="Normal"/>
-            </w:pPr>
-            <w:r>
-              <w:t>4.37e-01</w:t>
-            </w:r>
-          </w:p>
-        </w:tc>
-        <w:tc>
-          <w:p>
-            <w:pPr>
-              <w:pStyle w:stlname="Normal" w:val="Normal"/>
-            </w:pPr>
-            <w:r>
-              <w:t>5.46e-01</w:t>
+              <w:t>38 ( 6%)</w:t>
+            </w:r>
+          </w:p>
+        </w:tc>
+        <w:tc>
+          <w:p>
+            <w:pPr>
+              <w:pStyle w:stlname="Normal" w:val="Normal"/>
+            </w:pPr>
+            <w:r>
+              <w:t>26 (5.3%)</w:t>
+            </w:r>
+          </w:p>
+        </w:tc>
+        <w:tc>
+          <w:p>
+            <w:pPr>
+              <w:pStyle w:stlname="Normal" w:val="Normal"/>
+            </w:pPr>
+            <w:r>
+              <w:t>12 (8.8%)</w:t>
+            </w:r>
+          </w:p>
+        </w:tc>
+        <w:tc>
+          <w:p>
+            <w:pPr>
+              <w:pStyle w:stlname="Normal" w:val="Normal"/>
+            </w:pPr>
+            <w:r>
+              <w:t>1.56e-01</w:t>
+            </w:r>
+          </w:p>
+        </w:tc>
+        <w:tc>
+          <w:p>
+            <w:pPr>
+              <w:pStyle w:stlname="Normal" w:val="Normal"/>
+            </w:pPr>
+            <w:r>
+              <w:t>2.23e-01</w:t>
             </w:r>
           </w:p>
         </w:tc>
@@ -624,47 +544,37 @@
               <w:pStyle w:stlname="Normal" w:val="Normal"/>
             </w:pPr>
             <w:r>
-              <w:t>8 ( 3.7%)</w:t>
-            </w:r>
-          </w:p>
-        </w:tc>
-        <w:tc>
-          <w:p>
-            <w:pPr>
-              <w:pStyle w:stlname="Normal" w:val="Normal"/>
-            </w:pPr>
-            <w:r>
-              <w:t>15 ( 5.1%)</w:t>
-            </w:r>
-          </w:p>
-        </w:tc>
-        <w:tc>
-          <w:p>
-            <w:pPr>
-              <w:pStyle w:stlname="Normal" w:val="Normal"/>
-            </w:pPr>
-            <w:r>
-              <w:t>14 (10.4%)</w:t>
-            </w:r>
-          </w:p>
-        </w:tc>
-        <w:tc>
-          <w:p>
-            <w:pPr>
-              <w:pStyle w:stlname="Normal" w:val="Normal"/>
-            </w:pPr>
-            <w:r>
-              <w:t>3.37e-02</w:t>
-            </w:r>
-          </w:p>
-        </w:tc>
-        <w:tc>
-          <w:p>
-            <w:pPr>
-              <w:pStyle w:stlname="Normal" w:val="Normal"/>
-            </w:pPr>
-            <w:r>
-              <w:t>8.43e-02</w:t>
+              <w:t>24 (4.9%)</w:t>
+            </w:r>
+          </w:p>
+        </w:tc>
+        <w:tc>
+          <w:p>
+            <w:pPr>
+              <w:pStyle w:stlname="Normal" w:val="Normal"/>
+            </w:pPr>
+            <w:r>
+              <w:t>13 (9.5%)</w:t>
+            </w:r>
+          </w:p>
+        </w:tc>
+        <w:tc>
+          <w:p>
+            <w:pPr>
+              <w:pStyle w:stlname="Normal" w:val="Normal"/>
+            </w:pPr>
+            <w:r>
+              <w:t>6.27e-02</w:t>
+            </w:r>
+          </w:p>
+        </w:tc>
+        <w:tc>
+          <w:p>
+            <w:pPr>
+              <w:pStyle w:stlname="Normal" w:val="Normal"/>
+            </w:pPr>
+            <w:r>
+              <w:t>1.57e-01</w:t>
             </w:r>
           </w:p>
         </w:tc>
@@ -686,57 +596,47 @@
               <w:pStyle w:stlname="Normal" w:val="Normal"/>
             </w:pPr>
             <w:r>
-              <w:t>172 (27%)</w:t>
-            </w:r>
-          </w:p>
-        </w:tc>
-        <w:tc>
-          <w:p>
-            <w:pPr>
-              <w:pStyle w:stlname="Normal" w:val="Normal"/>
-            </w:pPr>
-            <w:r>
-              <w:t>52 (24.3%)</w:t>
-            </w:r>
-          </w:p>
-        </w:tc>
-        <w:tc>
-          <w:p>
-            <w:pPr>
-              <w:pStyle w:stlname="Normal" w:val="Normal"/>
-            </w:pPr>
-            <w:r>
-              <w:t>28 ( 9.5%)</w:t>
-            </w:r>
-          </w:p>
-        </w:tc>
-        <w:tc>
-          <w:p>
-            <w:pPr>
-              <w:pStyle w:stlname="Normal" w:val="Normal"/>
-            </w:pPr>
-            <w:r>
-              <w:t>92 (68.7%)</w:t>
-            </w:r>
-          </w:p>
-        </w:tc>
-        <w:tc>
-          <w:p>
-            <w:pPr>
-              <w:pStyle w:stlname="Normal" w:val="Normal"/>
-            </w:pPr>
-            <w:r>
-              <w:t>3.86e-35</w:t>
-            </w:r>
-          </w:p>
-        </w:tc>
-        <w:tc>
-          <w:p>
-            <w:pPr>
-              <w:pStyle w:stlname="Normal" w:val="Normal"/>
-            </w:pPr>
-            <w:r>
-              <w:t>3.86e-34</w:t>
+              <w:t>171 (27%)</w:t>
+            </w:r>
+          </w:p>
+        </w:tc>
+        <w:tc>
+          <w:p>
+            <w:pPr>
+              <w:pStyle w:stlname="Normal" w:val="Normal"/>
+            </w:pPr>
+            <w:r>
+              <w:t>78 (16.0%)</w:t>
+            </w:r>
+          </w:p>
+        </w:tc>
+        <w:tc>
+          <w:p>
+            <w:pPr>
+              <w:pStyle w:stlname="Normal" w:val="Normal"/>
+            </w:pPr>
+            <w:r>
+              <w:t>93 (67.9%)</w:t>
+            </w:r>
+          </w:p>
+        </w:tc>
+        <w:tc>
+          <w:p>
+            <w:pPr>
+              <w:pStyle w:stlname="Normal" w:val="Normal"/>
+            </w:pPr>
+            <w:r>
+              <w:t>1.72e-30</w:t>
+            </w:r>
+          </w:p>
+        </w:tc>
+        <w:tc>
+          <w:p>
+            <w:pPr>
+              <w:pStyle w:stlname="Normal" w:val="Normal"/>
+            </w:pPr>
+            <w:r>
+              <w:t>1.72e-29</w:t>
             </w:r>
           </w:p>
         </w:tc>
@@ -758,57 +658,47 @@
               <w:pStyle w:stlname="Normal" w:val="Normal"/>
             </w:pPr>
             <w:r>
-              <w:t>107 (17%)</w:t>
-            </w:r>
-          </w:p>
-        </w:tc>
-        <w:tc>
-          <w:p>
-            <w:pPr>
-              <w:pStyle w:stlname="Normal" w:val="Normal"/>
-            </w:pPr>
-            <w:r>
-              <w:t>43 (20.1%)</w:t>
-            </w:r>
-          </w:p>
-        </w:tc>
-        <w:tc>
-          <w:p>
-            <w:pPr>
-              <w:pStyle w:stlname="Normal" w:val="Normal"/>
-            </w:pPr>
-            <w:r>
-              <w:t>38 (12.8%)</w:t>
-            </w:r>
-          </w:p>
-        </w:tc>
-        <w:tc>
-          <w:p>
-            <w:pPr>
-              <w:pStyle w:stlname="Normal" w:val="Normal"/>
-            </w:pPr>
-            <w:r>
-              <w:t>26 (19.4%)</w:t>
-            </w:r>
-          </w:p>
-        </w:tc>
-        <w:tc>
-          <w:p>
-            <w:pPr>
-              <w:pStyle w:stlname="Normal" w:val="Normal"/>
-            </w:pPr>
-            <w:r>
-              <w:t>5.60e-02</w:t>
-            </w:r>
-          </w:p>
-        </w:tc>
-        <w:tc>
-          <w:p>
-            <w:pPr>
-              <w:pStyle w:stlname="Normal" w:val="Normal"/>
-            </w:pPr>
-            <w:r>
-              <w:t>1.12e-01</w:t>
+              <w:t>102 (16%)</w:t>
+            </w:r>
+          </w:p>
+        </w:tc>
+        <w:tc>
+          <w:p>
+            <w:pPr>
+              <w:pStyle w:stlname="Normal" w:val="Normal"/>
+            </w:pPr>
+            <w:r>
+              <w:t>76 (15.6%)</w:t>
+            </w:r>
+          </w:p>
+        </w:tc>
+        <w:tc>
+          <w:p>
+            <w:pPr>
+              <w:pStyle w:stlname="Normal" w:val="Normal"/>
+            </w:pPr>
+            <w:r>
+              <w:t>26 (19.0%)</w:t>
+            </w:r>
+          </w:p>
+        </w:tc>
+        <w:tc>
+          <w:p>
+            <w:pPr>
+              <w:pStyle w:stlname="Normal" w:val="Normal"/>
+            </w:pPr>
+            <w:r>
+              <w:t>3.60e-01</w:t>
+            </w:r>
+          </w:p>
+        </w:tc>
+        <w:tc>
+          <w:p>
+            <w:pPr>
+              <w:pStyle w:stlname="Normal" w:val="Normal"/>
+            </w:pPr>
+            <w:r>
+              <w:t>4.50e-01</w:t>
             </w:r>
           </w:p>
         </w:tc>
